--- a/a7/packages/A7 Unit 3 - Exponents and Scientific Notation/Lessons/3.09/A7 3.09 Writing Small Numbers in Scientific Notation - Lesson Plan.docx
+++ b/a7/packages/A7 Unit 3 - Exponents and Scientific Notation/Lessons/3.09/A7 3.09 Writing Small Numbers in Scientific Notation - Lesson Plan.docx
@@ -1642,7 +1642,7 @@
                 <w:color w:val="1A1A1A"/>
                 <w:sz w:val="19"/>
               </w:rPr>
-              <w:t>Post the target; say the 'today' line and nothing else yet.</w:t>
+              <w:t>Post the target; say the one line the Teacher's Edition gives for it, and nothing else yet.</w:t>
             </w:r>
           </w:p>
         </w:tc>

--- a/a7/packages/A7 Unit 3 - Exponents and Scientific Notation/Lessons/3.09/A7 3.09 Writing Small Numbers in Scientific Notation - Lesson Plan.docx
+++ b/a7/packages/A7 Unit 3 - Exponents and Scientific Notation/Lessons/3.09/A7 3.09 Writing Small Numbers in Scientific Notation - Lesson Plan.docx
@@ -3709,7 +3709,7 @@
             <w:r>
               <w:drawing>
                 <wp:inline xmlns:a="http://schemas.openxmlformats.org/drawingml/2006/main" xmlns:pic="http://schemas.openxmlformats.org/drawingml/2006/picture">
-                  <wp:extent cx="280416" cy="143256"/>
+                  <wp:extent cx="277368" cy="140208"/>
                   <wp:docPr id="1" name="Picture 1"/>
                   <wp:cNvGraphicFramePr>
                     <a:graphicFrameLocks noChangeAspect="1"/>
@@ -3718,7 +3718,7 @@
                     <a:graphicData uri="http://schemas.openxmlformats.org/drawingml/2006/picture">
                       <pic:pic>
                         <pic:nvPicPr>
-                          <pic:cNvPr id="0" name="70db5e1485eda523.png"/>
+                          <pic:cNvPr id="0" name="c0b9d0bc4ff9b0a7.png"/>
                           <pic:cNvPicPr/>
                         </pic:nvPicPr>
                         <pic:blipFill>
@@ -3730,7 +3730,7 @@
                         <pic:spPr>
                           <a:xfrm>
                             <a:off x="0" y="0"/>
-                            <a:ext cx="280416" cy="143256"/>
+                            <a:ext cx="277368" cy="140208"/>
                           </a:xfrm>
                           <a:prstGeom prst="rect"/>
                         </pic:spPr>
@@ -3769,7 +3769,7 @@
                 <w:color w:val="9E1B32"/>
                 <w:sz w:val="18"/>
               </w:rPr>
-              <w:t>0.0001</w:t>
+              <w:t>0.0000001</w:t>
             </w:r>
           </w:p>
         </w:tc>
@@ -3800,7 +3800,7 @@
                 <w:color w:val="1A1A1A"/>
                 <w:sz w:val="18"/>
               </w:rPr>
-              <w:t>0.00001 — four zeros written, then the 1 (five places) [8.NSO.1.4: the exponent counts places]; −10,000 — negative exponent read as a negative value [B1G-M 8.NSO.1.3 misconception]</w:t>
+              <w:t>0.00000001 — seven zeros written, then the 1 (eight places) [8.NSO.1.4: the exponent counts places]; −10,000,000 — negative exponent read as a negative value [B1G-M 8.NSO.1.3 misconception]</w:t>
             </w:r>
           </w:p>
         </w:tc>
@@ -4809,7 +4809,7 @@
             <w:r>
               <w:drawing>
                 <wp:inline xmlns:a="http://schemas.openxmlformats.org/drawingml/2006/main" xmlns:pic="http://schemas.openxmlformats.org/drawingml/2006/picture">
-                  <wp:extent cx="649224" cy="146304"/>
+                  <wp:extent cx="655320" cy="146304"/>
                   <wp:docPr id="5" name="Picture 5"/>
                   <wp:cNvGraphicFramePr>
                     <a:graphicFrameLocks noChangeAspect="1"/>
@@ -4818,7 +4818,7 @@
                     <a:graphicData uri="http://schemas.openxmlformats.org/drawingml/2006/picture">
                       <pic:pic>
                         <pic:nvPicPr>
-                          <pic:cNvPr id="0" name="ff47b2dd22543d92.png"/>
+                          <pic:cNvPr id="0" name="ad5bc6db92c84c31.png"/>
                           <pic:cNvPicPr/>
                         </pic:nvPicPr>
                         <pic:blipFill>
@@ -4830,7 +4830,7 @@
                         <pic:spPr>
                           <a:xfrm>
                             <a:off x="0" y="0"/>
-                            <a:ext cx="649224" cy="146304"/>
+                            <a:ext cx="655320" cy="146304"/>
                           </a:xfrm>
                           <a:prstGeom prst="rect"/>
                         </pic:spPr>
@@ -4852,7 +4852,7 @@
             <w:r>
               <w:drawing>
                 <wp:inline xmlns:a="http://schemas.openxmlformats.org/drawingml/2006/main" xmlns:pic="http://schemas.openxmlformats.org/drawingml/2006/picture">
-                  <wp:extent cx="652272" cy="146304"/>
+                  <wp:extent cx="649224" cy="149352"/>
                   <wp:docPr id="6" name="Picture 6"/>
                   <wp:cNvGraphicFramePr>
                     <a:graphicFrameLocks noChangeAspect="1"/>
@@ -4861,7 +4861,7 @@
                     <a:graphicData uri="http://schemas.openxmlformats.org/drawingml/2006/picture">
                       <pic:pic>
                         <pic:nvPicPr>
-                          <pic:cNvPr id="0" name="1f6cd5e7e39398f1.png"/>
+                          <pic:cNvPr id="0" name="0c9fd04f8d2acd29.png"/>
                           <pic:cNvPicPr/>
                         </pic:nvPicPr>
                         <pic:blipFill>
@@ -4873,7 +4873,7 @@
                         <pic:spPr>
                           <a:xfrm>
                             <a:off x="0" y="0"/>
-                            <a:ext cx="652272" cy="146304"/>
+                            <a:ext cx="649224" cy="149352"/>
                           </a:xfrm>
                           <a:prstGeom prst="rect"/>
                         </pic:spPr>
@@ -4921,7 +4921,7 @@
                 <w:color w:val="9E1B32"/>
                 <w:sz w:val="18"/>
               </w:rPr>
-              <w:t>3.9 × 10</w:t>
+              <w:t>5.3 × 10</w:t>
             </w:r>
             <w:r>
               <w:rPr>
@@ -4931,7 +4931,7 @@
                 <w:sz w:val="18"/>
                 <w:vertAlign w:val="superscript"/>
               </w:rPr>
-              <w:t>-5</w:t>
+              <w:t>-4</w:t>
             </w:r>
           </w:p>
         </w:tc>
@@ -4962,7 +4962,7 @@
                 <w:color w:val="1A1A1A"/>
                 <w:sz w:val="18"/>
               </w:rPr>
-              <w:t>7.4 × 10</w:t>
+              <w:t>8.9 × 10</w:t>
             </w:r>
             <w:r>
               <w:rPr>
@@ -4972,7 +4972,7 @@
                 <w:sz w:val="18"/>
                 <w:vertAlign w:val="superscript"/>
               </w:rPr>
-              <w:t>-8</w:t>
+              <w:t>-6</w:t>
             </w:r>
             <w:r>
               <w:rPr>
@@ -4981,7 +4981,7 @@
                 <w:color w:val="1A1A1A"/>
                 <w:sz w:val="18"/>
               </w:rPr>
-              <w:t xml:space="preserve"> — coefficients compared first, or −8 read as larger than −5 [8.NSO.1.4: compare the powers of 10 first, and −8 &lt; −5]</w:t>
+              <w:t xml:space="preserve"> — coefficients compared first, or −6 read as larger than −4 [8.NSO.1.4: compare the powers of 10 first, and −6 &lt; −4]</w:t>
             </w:r>
           </w:p>
         </w:tc>
